--- a/סיכום/תיעוד מוצג.docx
+++ b/סיכום/תיעוד מוצג.docx
@@ -1216,7 +1216,6 @@
           <w:color w:val="FF0000"/>
           <w:sz w:val="22"/>
           <w:szCs w:val="22"/>
-          <w:rtl/>
         </w:rPr>
       </w:pPr>
       <w:r>
@@ -1251,6 +1250,201 @@
           <w:rtl/>
         </w:rPr>
         <w:t xml:space="preserve"> את הסרט הישן.</w:t>
+      </w:r>
+    </w:p>
+    <w:p>
+      <w:pPr>
+        <w:pStyle w:val="xmsolistparagraph"/>
+        <w:shd w:val="clear" w:color="auto" w:fill="FFFFFF"/>
+        <w:bidi/>
+        <w:spacing w:before="0" w:beforeAutospacing="0" w:after="0" w:afterAutospacing="0"/>
+        <w:ind w:left="360"/>
+        <w:rPr>
+          <w:rFonts w:ascii="Calibri" w:hAnsi="Calibri" w:cs="Calibri"/>
+          <w:color w:val="FF0000"/>
+          <w:sz w:val="22"/>
+          <w:szCs w:val="22"/>
+          <w:rtl/>
+        </w:rPr>
+      </w:pPr>
+    </w:p>
+    <w:p>
+      <w:pPr>
+        <w:rPr>
+          <w:rtl/>
+        </w:rPr>
+      </w:pPr>
+      <w:r>
+        <w:rPr>
+          <w:rFonts w:hint="cs"/>
+          <w:rtl/>
+        </w:rPr>
+        <w:t>07/05/2026</w:t>
+      </w:r>
+    </w:p>
+    <w:p>
+      <w:pPr>
+        <w:rPr>
+          <w:rtl/>
+        </w:rPr>
+      </w:pPr>
+      <w:r>
+        <w:rPr>
+          <w:rtl/>
+        </w:rPr>
+        <w:t>לאחר בדיקות עבור מערכת 3 מהצד האלקטרוני המערכת עובדת כיעיל וניתן להמשיך לעיצוב.</w:t>
+      </w:r>
+    </w:p>
+    <w:p>
+      <w:r>
+        <w:rPr>
+          <w:rtl/>
+        </w:rPr>
+        <w:t>כמה ממצאים שעלו ושינויים ממערכת 2:</w:t>
+      </w:r>
+    </w:p>
+    <w:p>
+      <w:pPr>
+        <w:numPr>
+          <w:ilvl w:val="0"/>
+          <w:numId w:val="3"/>
+        </w:numPr>
+        <w:rPr>
+          <w:rtl/>
+        </w:rPr>
+      </w:pPr>
+      <w:r>
+        <w:rPr>
+          <w:rtl/>
+        </w:rPr>
+        <w:t xml:space="preserve">כמו שאמיר ציין במייל קודם, מהירות העבודה של המנוע גדלה והוקטן זמן הפעולה שלו בקוד המותקן במחשב בבית המלאכה, מ1.8 שניות ל0.6 שניות. (ובכך מקטין את המרחק בין הצריבות ולחסוך בסרט) בוצע בדיקה עבור 0.4 וגם 0.55. ונמצא ש0.55 הכי יעיל, ככה שאורך לצורת לב למשל הוא 5 ס״מ. ומגיע לחיסכון של ​כמעט פי 2. </w:t>
+      </w:r>
+      <w:r>
+        <w:t>MAX_DC_MOTOR_TIME = 0.55</w:t>
+      </w:r>
+    </w:p>
+    <w:p>
+      <w:pPr>
+        <w:numPr>
+          <w:ilvl w:val="0"/>
+          <w:numId w:val="3"/>
+        </w:numPr>
+        <w:rPr>
+          <w:rtl/>
+        </w:rPr>
+      </w:pPr>
+      <w:r>
+        <w:rPr>
+          <w:rtl/>
+        </w:rPr>
+        <w:t xml:space="preserve">קצב החיתוך של </w:t>
+      </w:r>
+      <w:proofErr w:type="spellStart"/>
+      <w:r>
+        <w:rPr>
+          <w:rtl/>
+        </w:rPr>
+        <w:t>הקונקטור</w:t>
+      </w:r>
+      <w:proofErr w:type="spellEnd"/>
+      <w:r>
+        <w:rPr>
+          <w:rtl/>
+        </w:rPr>
+        <w:t xml:space="preserve"> מהיר יחסית - 18 מילי שניות במקום 30-50 בקוד שבמוצג. </w:t>
+      </w:r>
+      <w:r>
+        <w:t>FRAME_RATE = 18</w:t>
+      </w:r>
+    </w:p>
+    <w:p>
+      <w:pPr>
+        <w:numPr>
+          <w:ilvl w:val="0"/>
+          <w:numId w:val="3"/>
+        </w:numPr>
+        <w:rPr>
+          <w:rtl/>
+        </w:rPr>
+      </w:pPr>
+      <w:r>
+        <w:rPr>
+          <w:rtl/>
+        </w:rPr>
+        <w:t xml:space="preserve">נבדקה גם האופציה בשימוש בסרט כחול בהיר, מכיוון שבשביל שהלייזר יחתוך את הסרט צריך לעלות את </w:t>
+      </w:r>
+      <w:r>
+        <w:t>FRAME_RATE</w:t>
+      </w:r>
+      <w:r>
+        <w:rPr>
+          <w:rtl/>
+        </w:rPr>
+        <w:t xml:space="preserve"> מעל ל50 ובכך מעלה את זמן החיתוך, נמצא שזה לא יעיל ולכן </w:t>
+      </w:r>
+      <w:r>
+        <w:rPr>
+          <w:b/>
+          <w:bCs/>
+          <w:rtl/>
+        </w:rPr>
+        <w:t>אין להשתמש בסרט כחול בהיר.</w:t>
+      </w:r>
+    </w:p>
+    <w:p>
+      <w:pPr>
+        <w:numPr>
+          <w:ilvl w:val="0"/>
+          <w:numId w:val="3"/>
+        </w:numPr>
+        <w:rPr>
+          <w:rtl/>
+        </w:rPr>
+      </w:pPr>
+      <w:r>
+        <w:rPr>
+          <w:rtl/>
+        </w:rPr>
+        <w:t xml:space="preserve"> בוצע גם שינויים מכנים במנוע עצמו על ידי גיא. (גיא תשלח את הקבצים לזה ואוסיף </w:t>
+      </w:r>
+      <w:proofErr w:type="spellStart"/>
+      <w:r>
+        <w:rPr>
+          <w:rtl/>
+        </w:rPr>
+        <w:t>לגיט</w:t>
+      </w:r>
+      <w:proofErr w:type="spellEnd"/>
+      <w:r>
+        <w:rPr>
+          <w:rtl/>
+        </w:rPr>
+        <w:t xml:space="preserve"> לתיעוד) </w:t>
+      </w:r>
+      <w:r>
+        <w:rPr>
+          <w:b/>
+          <w:bCs/>
+          <w:rtl/>
+        </w:rPr>
+        <w:t> </w:t>
+      </w:r>
+    </w:p>
+    <w:p>
+      <w:pPr>
+        <w:numPr>
+          <w:ilvl w:val="0"/>
+          <w:numId w:val="3"/>
+        </w:numPr>
+        <w:rPr>
+          <w:rtl/>
+        </w:rPr>
+      </w:pPr>
+      <w:r>
+        <w:rPr>
+          <w:rtl/>
+        </w:rPr>
+        <w:t>כרגע קיים שינוי מכני לעומת התצוגה - בכך שהלייזר יושב גבוה יותר מעל המנוע והגלגלת סרט. לא נמצא בעיות מכניות עם זה ועובד כראוי. </w:t>
       </w:r>
     </w:p>
     <w:p/>
@@ -1269,6 +1463,119 @@
 <file path=word/numbering.xml><?xml version="1.0" encoding="utf-8"?>
 <w:numbering xmlns:wpc="http://schemas.microsoft.com/office/word/2010/wordprocessingCanvas" xmlns:cx="http://schemas.microsoft.com/office/drawing/2014/chartex" xmlns:cx1="http://schemas.microsoft.com/office/drawing/2015/9/8/chartex" xmlns:cx2="http://schemas.microsoft.com/office/drawing/2015/10/21/chartex" xmlns:cx3="http://schemas.microsoft.com/office/drawing/2016/5/9/chartex" xmlns:cx4="http://schemas.microsoft.com/office/drawing/2016/5/10/chartex" xmlns:cx5="http://schemas.microsoft.com/office/drawing/2016/5/11/chartex" xmlns:cx6="http://schemas.microsoft.com/office/drawing/2016/5/12/chartex" xmlns:cx7="http://schemas.microsoft.com/office/drawing/2016/5/13/chartex" xmlns:cx8="http://schemas.microsoft.com/office/drawing/2016/5/14/chartex" xmlns:mc="http://schemas.openxmlformats.org/markup-compatibility/2006" xmlns:aink="http://schemas.microsoft.com/office/drawing/2016/ink" xmlns:am3d="http://schemas.microsoft.com/office/drawing/2017/model3d" xmlns:o="urn:schemas-microsoft-com:office:office" xmlns:r="http://schemas.openxmlformats.org/officeDocument/2006/relationships" xmlns:m="http://schemas.openxmlformats.org/officeDocument/2006/math" xmlns:v="urn:schemas-microsoft-com:vml" xmlns:wp14="http://schemas.microsoft.com/office/word/2010/wordprocessingDrawing" xmlns:wp="http://schemas.openxmlformats.org/drawingml/2006/wordprocessingDrawing" xmlns:w10="urn:schemas-microsoft-com:office:word" xmlns:w="http://schemas.openxmlformats.org/wordprocessingml/2006/main" xmlns:w14="http://schemas.microsoft.com/office/word/2010/wordml" xmlns:w15="http://schemas.microsoft.com/office/word/2012/wordml" xmlns:w16cex="http://schemas.microsoft.com/office/word/2018/wordml/cex" xmlns:w16cid="http://schemas.microsoft.com/office/word/2016/wordml/cid" xmlns:w16="http://schemas.microsoft.com/office/word/2018/wordml" xmlns:w16sdtdh="http://schemas.microsoft.com/office/word/2020/wordml/sdtdatahash" xmlns:w16se="http://schemas.microsoft.com/office/word/2015/wordml/symex" xmlns:wpg="http://schemas.microsoft.com/office/word/2010/wordprocessingGroup" xmlns:wpi="http://schemas.microsoft.com/office/word/2010/wordprocessingInk" xmlns:wne="http://schemas.microsoft.com/office/word/2006/wordml" xmlns:wps="http://schemas.microsoft.com/office/word/2010/wordprocessingShape" mc:Ignorable="w14 w15 w16se w16cid w16 w16cex w16sdtdh wp14">
   <w:abstractNum w:abstractNumId="0" w15:restartNumberingAfterBreak="0">
+    <w:nsid w:val="2A1939A1"/>
+    <w:multiLevelType w:val="multilevel"/>
+    <w:tmpl w:val="0652BA1E"/>
+    <w:lvl w:ilvl="0">
+      <w:start w:val="1"/>
+      <w:numFmt w:val="decimal"/>
+      <w:lvlText w:val="%1."/>
+      <w:lvlJc w:val="left"/>
+      <w:pPr>
+        <w:tabs>
+          <w:tab w:val="num" w:pos="720"/>
+        </w:tabs>
+        <w:ind w:left="720" w:hanging="360"/>
+      </w:pPr>
+    </w:lvl>
+    <w:lvl w:ilvl="1" w:tentative="1">
+      <w:start w:val="1"/>
+      <w:numFmt w:val="decimal"/>
+      <w:lvlText w:val="%2."/>
+      <w:lvlJc w:val="left"/>
+      <w:pPr>
+        <w:tabs>
+          <w:tab w:val="num" w:pos="1440"/>
+        </w:tabs>
+        <w:ind w:left="1440" w:hanging="360"/>
+      </w:pPr>
+    </w:lvl>
+    <w:lvl w:ilvl="2" w:tentative="1">
+      <w:start w:val="1"/>
+      <w:numFmt w:val="decimal"/>
+      <w:lvlText w:val="%3."/>
+      <w:lvlJc w:val="left"/>
+      <w:pPr>
+        <w:tabs>
+          <w:tab w:val="num" w:pos="2160"/>
+        </w:tabs>
+        <w:ind w:left="2160" w:hanging="360"/>
+      </w:pPr>
+    </w:lvl>
+    <w:lvl w:ilvl="3" w:tentative="1">
+      <w:start w:val="1"/>
+      <w:numFmt w:val="decimal"/>
+      <w:lvlText w:val="%4."/>
+      <w:lvlJc w:val="left"/>
+      <w:pPr>
+        <w:tabs>
+          <w:tab w:val="num" w:pos="2880"/>
+        </w:tabs>
+        <w:ind w:left="2880" w:hanging="360"/>
+      </w:pPr>
+    </w:lvl>
+    <w:lvl w:ilvl="4" w:tentative="1">
+      <w:start w:val="1"/>
+      <w:numFmt w:val="decimal"/>
+      <w:lvlText w:val="%5."/>
+      <w:lvlJc w:val="left"/>
+      <w:pPr>
+        <w:tabs>
+          <w:tab w:val="num" w:pos="3600"/>
+        </w:tabs>
+        <w:ind w:left="3600" w:hanging="360"/>
+      </w:pPr>
+    </w:lvl>
+    <w:lvl w:ilvl="5" w:tentative="1">
+      <w:start w:val="1"/>
+      <w:numFmt w:val="decimal"/>
+      <w:lvlText w:val="%6."/>
+      <w:lvlJc w:val="left"/>
+      <w:pPr>
+        <w:tabs>
+          <w:tab w:val="num" w:pos="4320"/>
+        </w:tabs>
+        <w:ind w:left="4320" w:hanging="360"/>
+      </w:pPr>
+    </w:lvl>
+    <w:lvl w:ilvl="6" w:tentative="1">
+      <w:start w:val="1"/>
+      <w:numFmt w:val="decimal"/>
+      <w:lvlText w:val="%7."/>
+      <w:lvlJc w:val="left"/>
+      <w:pPr>
+        <w:tabs>
+          <w:tab w:val="num" w:pos="5040"/>
+        </w:tabs>
+        <w:ind w:left="5040" w:hanging="360"/>
+      </w:pPr>
+    </w:lvl>
+    <w:lvl w:ilvl="7" w:tentative="1">
+      <w:start w:val="1"/>
+      <w:numFmt w:val="decimal"/>
+      <w:lvlText w:val="%8."/>
+      <w:lvlJc w:val="left"/>
+      <w:pPr>
+        <w:tabs>
+          <w:tab w:val="num" w:pos="5760"/>
+        </w:tabs>
+        <w:ind w:left="5760" w:hanging="360"/>
+      </w:pPr>
+    </w:lvl>
+    <w:lvl w:ilvl="8" w:tentative="1">
+      <w:start w:val="1"/>
+      <w:numFmt w:val="decimal"/>
+      <w:lvlText w:val="%9."/>
+      <w:lvlJc w:val="left"/>
+      <w:pPr>
+        <w:tabs>
+          <w:tab w:val="num" w:pos="6480"/>
+        </w:tabs>
+        <w:ind w:left="6480" w:hanging="360"/>
+      </w:pPr>
+    </w:lvl>
+  </w:abstractNum>
+  <w:abstractNum w:abstractNumId="1" w15:restartNumberingAfterBreak="0">
     <w:nsid w:val="4FB87E85"/>
     <w:multiLevelType w:val="multilevel"/>
     <w:tmpl w:val="195C3D3E"/>
@@ -1381,7 +1688,7 @@
       </w:pPr>
     </w:lvl>
   </w:abstractNum>
-  <w:abstractNum w:abstractNumId="1" w15:restartNumberingAfterBreak="0">
+  <w:abstractNum w:abstractNumId="2" w15:restartNumberingAfterBreak="0">
     <w:nsid w:val="7A874EA3"/>
     <w:multiLevelType w:val="hybridMultilevel"/>
     <w:tmpl w:val="36F6F1BE"/>
@@ -1495,10 +1802,13 @@
     </w:lvl>
   </w:abstractNum>
   <w:num w:numId="1">
-    <w:abstractNumId w:val="0"/>
+    <w:abstractNumId w:val="1"/>
   </w:num>
   <w:num w:numId="2">
-    <w:abstractNumId w:val="1"/>
+    <w:abstractNumId w:val="2"/>
+  </w:num>
+  <w:num w:numId="3">
+    <w:abstractNumId w:val="0"/>
   </w:num>
 </w:numbering>
 </file>
@@ -1908,7 +2218,6 @@
   <w:style w:type="character" w:default="1" w:styleId="DefaultParagraphFont">
     <w:name w:val="Default Paragraph Font"/>
     <w:uiPriority w:val="1"/>
-    <w:semiHidden/>
     <w:unhideWhenUsed/>
   </w:style>
   <w:style w:type="table" w:default="1" w:styleId="TableNormal">

--- a/סיכום/תיעוד מוצג.docx
+++ b/סיכום/תיעוד מוצג.docx
@@ -588,7 +588,7 @@
                     </pic:cNvPicPr>
                   </pic:nvPicPr>
                   <pic:blipFill>
-                    <a:blip r:embed="rId5">
+                    <a:blip r:embed="rId7">
                       <a:extLst>
                         <a:ext uri="{28A0092B-C50C-407E-A947-70E740481C1C}">
                           <a14:useLocalDpi xmlns:a14="http://schemas.microsoft.com/office/drawing/2010/main" val="0"/>
@@ -1436,9 +1436,6 @@
           <w:ilvl w:val="0"/>
           <w:numId w:val="3"/>
         </w:numPr>
-        <w:rPr>
-          <w:rtl/>
-        </w:rPr>
       </w:pPr>
       <w:r>
         <w:rPr>
@@ -1446,9 +1443,798 @@
         </w:rPr>
         <w:t>כרגע קיים שינוי מכני לעומת התצוגה - בכך שהלייזר יושב גבוה יותר מעל המנוע והגלגלת סרט. לא נמצא בעיות מכניות עם זה ועובד כראוי. </w:t>
       </w:r>
+    </w:p>
+    <w:p>
+      <w:pPr>
+        <w:rPr>
+          <w:rtl/>
+        </w:rPr>
+      </w:pPr>
+      <w:r>
+        <w:rPr>
+          <w:rFonts w:hint="cs"/>
+          <w:rtl/>
+        </w:rPr>
+        <w:t>04/06/2026</w:t>
+      </w:r>
+    </w:p>
+    <w:p>
+      <w:pPr>
+        <w:rPr>
+          <w:rtl/>
+        </w:rPr>
+      </w:pPr>
+      <w:r>
+        <w:rPr>
+          <w:rFonts w:hint="cs"/>
+          <w:rtl/>
+        </w:rPr>
+        <w:t>מערכת 2 שמישה. הוחלפה הדיודה שנשרפה ובוצע כיול ללייזר.</w:t>
+      </w:r>
+      <w:r>
+        <w:rPr>
+          <w:rFonts w:hint="cs"/>
+          <w:rtl/>
+        </w:rPr>
+        <w:t xml:space="preserve"> </w:t>
+      </w:r>
+      <w:hyperlink r:id="rId8" w:history="1">
+        <w:r>
+          <w:rPr>
+            <w:rStyle w:val="Hyperlink"/>
+          </w:rPr>
+          <w:t>https://he.aliexpress.com/item/1005012299435020.html</w:t>
+        </w:r>
+      </w:hyperlink>
+    </w:p>
+    <w:p>
+      <w:pPr>
+        <w:rPr>
+          <w:rtl/>
+        </w:rPr>
+      </w:pPr>
+      <w:r>
+        <w:rPr>
+          <w:rFonts w:ascii="Arial" w:hAnsi="Arial" w:cs="Arial"/>
+          <w:color w:val="242424"/>
+          <w:bdr w:val="none" w:sz="0" w:space="0" w:color="auto" w:frame="1"/>
+          <w:shd w:val="clear" w:color="auto" w:fill="FFFFFF"/>
+          <w:rtl/>
+        </w:rPr>
+        <w:t>דיודת הלייזר </w:t>
+      </w:r>
+      <w:r>
+        <w:rPr>
+          <w:rFonts w:ascii="Calibri" w:hAnsi="Calibri" w:cs="Calibri"/>
+          <w:color w:val="242424"/>
+          <w:bdr w:val="none" w:sz="0" w:space="0" w:color="auto" w:frame="1"/>
+          <w:shd w:val="clear" w:color="auto" w:fill="FFFFFF"/>
+        </w:rPr>
+        <w:t>PLPT5 447KA</w:t>
+      </w:r>
+      <w:r>
+        <w:rPr>
+          <w:rFonts w:ascii="Arial" w:hAnsi="Arial" w:cs="Arial"/>
+          <w:color w:val="242424"/>
+          <w:bdr w:val="none" w:sz="0" w:space="0" w:color="auto" w:frame="1"/>
+          <w:shd w:val="clear" w:color="auto" w:fill="FFFFFF"/>
+        </w:rPr>
+        <w:t>, 450</w:t>
+      </w:r>
+      <w:r>
+        <w:rPr>
+          <w:rFonts w:ascii="Arial" w:hAnsi="Arial" w:cs="Arial" w:hint="cs"/>
+          <w:color w:val="242424"/>
+          <w:bdr w:val="none" w:sz="0" w:space="0" w:color="auto" w:frame="1"/>
+          <w:shd w:val="clear" w:color="auto" w:fill="FFFFFF"/>
+          <w:rtl/>
+        </w:rPr>
+        <w:t xml:space="preserve"> </w:t>
+      </w:r>
+      <w:r>
+        <w:rPr>
+          <w:rFonts w:ascii="Arial" w:hAnsi="Arial" w:cs="Arial"/>
+          <w:color w:val="242424"/>
+          <w:bdr w:val="none" w:sz="0" w:space="0" w:color="auto" w:frame="1"/>
+          <w:shd w:val="clear" w:color="auto" w:fill="FFFFFF"/>
+          <w:rtl/>
+        </w:rPr>
+        <w:t>ננו מטר (סגול\כחול)</w:t>
+      </w:r>
+      <w:r>
+        <w:rPr>
+          <w:rFonts w:ascii="Arial" w:hAnsi="Arial" w:cs="Arial"/>
+          <w:color w:val="242424"/>
+          <w:bdr w:val="none" w:sz="0" w:space="0" w:color="auto" w:frame="1"/>
+          <w:shd w:val="clear" w:color="auto" w:fill="FFFFFF"/>
+        </w:rPr>
+        <w:t xml:space="preserve"> 2 </w:t>
+      </w:r>
+      <w:r>
+        <w:rPr>
+          <w:rFonts w:ascii="Arial" w:hAnsi="Arial" w:cs="Arial"/>
+          <w:color w:val="242424"/>
+          <w:bdr w:val="none" w:sz="0" w:space="0" w:color="auto" w:frame="1"/>
+          <w:shd w:val="clear" w:color="auto" w:fill="FFFFFF"/>
+          <w:rtl/>
+        </w:rPr>
+        <w:t>וואט, מארז </w:t>
+      </w:r>
+      <w:r>
+        <w:rPr>
+          <w:rFonts w:ascii="Calibri" w:hAnsi="Calibri" w:cs="Calibri"/>
+          <w:color w:val="242424"/>
+          <w:bdr w:val="none" w:sz="0" w:space="0" w:color="auto" w:frame="1"/>
+          <w:shd w:val="clear" w:color="auto" w:fill="FFFFFF"/>
+        </w:rPr>
+        <w:t>5.6 TO18</w:t>
+      </w:r>
+      <w:r>
+        <w:rPr>
+          <w:rFonts w:ascii="Arial" w:hAnsi="Arial" w:cs="Arial" w:hint="cs"/>
+          <w:color w:val="242424"/>
+          <w:bdr w:val="none" w:sz="0" w:space="0" w:color="auto" w:frame="1"/>
+          <w:shd w:val="clear" w:color="auto" w:fill="FFFFFF"/>
+          <w:rtl/>
+        </w:rPr>
+        <w:t xml:space="preserve"> </w:t>
+      </w:r>
+      <w:r>
+        <w:rPr>
+          <w:rFonts w:ascii="Arial" w:hAnsi="Arial" w:cs="Arial"/>
+          <w:color w:val="242424"/>
+          <w:bdr w:val="none" w:sz="0" w:space="0" w:color="auto" w:frame="1"/>
+          <w:shd w:val="clear" w:color="auto" w:fill="FFFFFF"/>
+          <w:rtl/>
+        </w:rPr>
+        <w:t>מ"מ והמאוורר</w:t>
+      </w:r>
+      <w:r>
+        <w:rPr>
+          <w:rFonts w:ascii="Arial" w:hAnsi="Arial" w:cs="Arial" w:hint="cs"/>
+          <w:color w:val="242424"/>
+          <w:bdr w:val="none" w:sz="0" w:space="0" w:color="auto" w:frame="1"/>
+          <w:shd w:val="clear" w:color="auto" w:fill="FFFFFF"/>
+          <w:rtl/>
+        </w:rPr>
+        <w:t xml:space="preserve"> </w:t>
+      </w:r>
+      <w:r>
+        <w:rPr>
+          <w:rFonts w:ascii="Arial" w:hAnsi="Arial" w:cs="Arial"/>
+          <w:color w:val="242424"/>
+          <w:bdr w:val="none" w:sz="0" w:space="0" w:color="auto" w:frame="1"/>
+          <w:shd w:val="clear" w:color="auto" w:fill="FFFFFF"/>
+          <w:rtl/>
+        </w:rPr>
+        <w:t>ריבוע 40</w:t>
+      </w:r>
+      <w:r>
+        <w:rPr>
+          <w:rFonts w:ascii="Arial" w:hAnsi="Arial" w:cs="Arial" w:hint="cs"/>
+          <w:color w:val="242424"/>
+          <w:bdr w:val="none" w:sz="0" w:space="0" w:color="auto" w:frame="1"/>
+          <w:shd w:val="clear" w:color="auto" w:fill="FFFFFF"/>
+          <w:rtl/>
+        </w:rPr>
+        <w:t xml:space="preserve"> </w:t>
+      </w:r>
+      <w:r>
+        <w:rPr>
+          <w:rFonts w:ascii="Arial" w:hAnsi="Arial" w:cs="Arial"/>
+          <w:color w:val="242424"/>
+          <w:bdr w:val="none" w:sz="0" w:space="0" w:color="auto" w:frame="1"/>
+          <w:shd w:val="clear" w:color="auto" w:fill="FFFFFF"/>
+          <w:rtl/>
+        </w:rPr>
+        <w:t>מ</w:t>
+      </w:r>
+      <w:r>
+        <w:rPr>
+          <w:rFonts w:ascii="Arial" w:hAnsi="Arial" w:cs="Arial" w:hint="cs"/>
+          <w:color w:val="242424"/>
+          <w:bdr w:val="none" w:sz="0" w:space="0" w:color="auto" w:frame="1"/>
+          <w:shd w:val="clear" w:color="auto" w:fill="FFFFFF"/>
+          <w:rtl/>
+        </w:rPr>
+        <w:t xml:space="preserve">"מ </w:t>
+      </w:r>
+      <w:r>
+        <w:rPr>
+          <w:rFonts w:ascii="Arial" w:hAnsi="Arial" w:cs="Arial"/>
+          <w:color w:val="242424"/>
+          <w:bdr w:val="none" w:sz="0" w:space="0" w:color="auto" w:frame="1"/>
+          <w:shd w:val="clear" w:color="auto" w:fill="FFFFFF"/>
+          <w:rtl/>
+        </w:rPr>
+        <w:t>רוחב 10 מ</w:t>
+      </w:r>
+      <w:r>
+        <w:rPr>
+          <w:rFonts w:ascii="Arial" w:hAnsi="Arial" w:cs="Arial" w:hint="cs"/>
+          <w:color w:val="242424"/>
+          <w:bdr w:val="none" w:sz="0" w:space="0" w:color="auto" w:frame="1"/>
+          <w:shd w:val="clear" w:color="auto" w:fill="FFFFFF"/>
+          <w:rtl/>
+        </w:rPr>
+        <w:t xml:space="preserve">"מ </w:t>
+      </w:r>
+      <w:r>
+        <w:rPr>
+          <w:rFonts w:ascii="Arial" w:hAnsi="Arial" w:cs="Arial"/>
+          <w:color w:val="242424"/>
+          <w:bdr w:val="none" w:sz="0" w:space="0" w:color="auto" w:frame="1"/>
+          <w:shd w:val="clear" w:color="auto" w:fill="FFFFFF"/>
+          <w:rtl/>
+        </w:rPr>
+        <w:t>וולט ותאריך ההחלפה</w:t>
+      </w:r>
+      <w:r>
+        <w:rPr>
+          <w:rFonts w:ascii="Arial" w:hAnsi="Arial" w:cs="Arial"/>
+          <w:color w:val="242424"/>
+          <w:bdr w:val="none" w:sz="0" w:space="0" w:color="auto" w:frame="1"/>
+          <w:shd w:val="clear" w:color="auto" w:fill="FFFFFF"/>
+        </w:rPr>
+        <w:t>.</w:t>
+      </w:r>
+    </w:p>
+    <w:p>
+      <w:pPr>
+        <w:shd w:val="clear" w:color="auto" w:fill="FFFFFF"/>
+        <w:spacing w:after="0" w:line="240" w:lineRule="auto"/>
+        <w:rPr>
+          <w:rFonts w:ascii="Calibri" w:eastAsia="Times New Roman" w:hAnsi="Calibri" w:cs="Calibri"/>
+          <w:color w:val="242424"/>
+          <w:rtl/>
+        </w:rPr>
+      </w:pPr>
+      <w:r>
+        <w:rPr>
+          <w:rFonts w:ascii="Arial" w:eastAsia="Times New Roman" w:hAnsi="Arial" w:cs="Arial" w:hint="cs"/>
+          <w:color w:val="242424"/>
+          <w:bdr w:val="none" w:sz="0" w:space="0" w:color="auto" w:frame="1"/>
+          <w:rtl/>
+        </w:rPr>
+        <w:t>הורכב</w:t>
+      </w:r>
+      <w:r>
+        <w:rPr>
+          <w:rFonts w:ascii="Arial" w:eastAsia="Times New Roman" w:hAnsi="Arial" w:cs="Arial"/>
+          <w:color w:val="242424"/>
+          <w:bdr w:val="none" w:sz="0" w:space="0" w:color="auto" w:frame="1"/>
+          <w:rtl/>
+        </w:rPr>
+        <w:t xml:space="preserve"> עם קצת גריז טרמי אפור איכותי </w:t>
+      </w:r>
+      <w:r>
+        <w:rPr>
+          <w:rFonts w:ascii="Calibri" w:eastAsia="Times New Roman" w:hAnsi="Calibri" w:cs="Calibri"/>
+          <w:color w:val="242424"/>
+          <w:bdr w:val="none" w:sz="0" w:space="0" w:color="auto" w:frame="1"/>
+        </w:rPr>
+        <w:t>GD900</w:t>
+      </w:r>
+      <w:r>
+        <w:rPr>
+          <w:rFonts w:ascii="Arial" w:eastAsia="Times New Roman" w:hAnsi="Arial" w:cs="Arial"/>
+          <w:color w:val="242424"/>
+          <w:bdr w:val="none" w:sz="0" w:space="0" w:color="auto" w:frame="1"/>
+          <w:rtl/>
+        </w:rPr>
+        <w:t xml:space="preserve">. </w:t>
+      </w:r>
+      <w:r>
+        <w:rPr>
+          <w:rFonts w:ascii="Arial" w:eastAsia="Times New Roman" w:hAnsi="Arial" w:cs="Arial" w:hint="cs"/>
+          <w:color w:val="242424"/>
+          <w:bdr w:val="none" w:sz="0" w:space="0" w:color="auto" w:frame="1"/>
+          <w:rtl/>
+        </w:rPr>
+        <w:t>חובר</w:t>
+      </w:r>
+      <w:r>
+        <w:rPr>
+          <w:rFonts w:ascii="Arial" w:eastAsia="Times New Roman" w:hAnsi="Arial" w:cs="Arial"/>
+          <w:color w:val="242424"/>
+          <w:bdr w:val="none" w:sz="0" w:space="0" w:color="auto" w:frame="1"/>
+          <w:rtl/>
+        </w:rPr>
+        <w:t xml:space="preserve"> מחדש (חוט פלוס בצד ימין כשמסתכלים מאחור ורגל הגוף למטה)</w:t>
+      </w:r>
+      <w:r>
+        <w:rPr>
+          <w:rFonts w:ascii="Arial" w:eastAsia="Times New Roman" w:hAnsi="Arial" w:cs="Arial" w:hint="cs"/>
+          <w:color w:val="242424"/>
+          <w:bdr w:val="none" w:sz="0" w:space="0" w:color="auto" w:frame="1"/>
+          <w:rtl/>
+        </w:rPr>
+        <w:t>.</w:t>
+      </w:r>
+      <w:r>
+        <w:rPr>
+          <w:rFonts w:ascii="Calibri" w:eastAsia="Times New Roman" w:hAnsi="Calibri" w:cs="Calibri" w:hint="cs"/>
+          <w:color w:val="242424"/>
+          <w:rtl/>
+        </w:rPr>
+        <w:t xml:space="preserve"> </w:t>
+      </w:r>
+      <w:r>
+        <w:rPr>
+          <w:rFonts w:ascii="Arial" w:eastAsia="Times New Roman" w:hAnsi="Arial" w:cs="Arial"/>
+          <w:color w:val="242424"/>
+          <w:bdr w:val="none" w:sz="0" w:space="0" w:color="auto" w:frame="1"/>
+          <w:rtl/>
+        </w:rPr>
+        <w:t xml:space="preserve">בהפעלה מהטרמינל </w:t>
+      </w:r>
+      <w:r>
+        <w:rPr>
+          <w:rFonts w:ascii="Arial" w:eastAsia="Times New Roman" w:hAnsi="Arial" w:cs="Arial" w:hint="cs"/>
+          <w:color w:val="242424"/>
+          <w:bdr w:val="none" w:sz="0" w:space="0" w:color="auto" w:frame="1"/>
+          <w:rtl/>
+        </w:rPr>
+        <w:t>הוגדר</w:t>
+      </w:r>
+      <w:r>
+        <w:rPr>
+          <w:rFonts w:ascii="Arial" w:eastAsia="Times New Roman" w:hAnsi="Arial" w:cs="Arial"/>
+          <w:color w:val="242424"/>
+          <w:bdr w:val="none" w:sz="0" w:space="0" w:color="auto" w:frame="1"/>
+          <w:rtl/>
+        </w:rPr>
+        <w:t xml:space="preserve"> ע</w:t>
+      </w:r>
+      <w:r>
+        <w:rPr>
+          <w:rFonts w:ascii="Arial" w:eastAsia="Times New Roman" w:hAnsi="Arial" w:cs="Arial" w:hint="cs"/>
+          <w:color w:val="242424"/>
+          <w:bdr w:val="none" w:sz="0" w:space="0" w:color="auto" w:frame="1"/>
+          <w:rtl/>
+        </w:rPr>
+        <w:t>ו</w:t>
+      </w:r>
+      <w:r>
+        <w:rPr>
+          <w:rFonts w:ascii="Arial" w:eastAsia="Times New Roman" w:hAnsi="Arial" w:cs="Arial"/>
+          <w:color w:val="242424"/>
+          <w:bdr w:val="none" w:sz="0" w:space="0" w:color="auto" w:frame="1"/>
+          <w:rtl/>
+        </w:rPr>
+        <w:t>צמות שונות ב </w:t>
+      </w:r>
+      <w:r>
+        <w:rPr>
+          <w:rFonts w:ascii="Calibri" w:eastAsia="Times New Roman" w:hAnsi="Calibri" w:cs="Calibri"/>
+          <w:color w:val="242424"/>
+          <w:bdr w:val="none" w:sz="0" w:space="0" w:color="auto" w:frame="1"/>
+        </w:rPr>
+        <w:t>PWM</w:t>
+      </w:r>
+      <w:r>
+        <w:rPr>
+          <w:rFonts w:ascii="Arial" w:eastAsia="Times New Roman" w:hAnsi="Arial" w:cs="Arial"/>
+          <w:color w:val="242424"/>
+          <w:bdr w:val="none" w:sz="0" w:space="0" w:color="auto" w:frame="1"/>
+          <w:rtl/>
+        </w:rPr>
+        <w:t xml:space="preserve">. </w:t>
+      </w:r>
+      <w:r>
+        <w:rPr>
+          <w:rFonts w:ascii="Arial" w:eastAsia="Times New Roman" w:hAnsi="Arial" w:cs="Arial" w:hint="cs"/>
+          <w:color w:val="242424"/>
+          <w:bdr w:val="none" w:sz="0" w:space="0" w:color="auto" w:frame="1"/>
+          <w:rtl/>
+        </w:rPr>
+        <w:t>ונמדד</w:t>
+      </w:r>
+      <w:r>
+        <w:rPr>
+          <w:rFonts w:ascii="Arial" w:eastAsia="Times New Roman" w:hAnsi="Arial" w:cs="Arial"/>
+          <w:color w:val="242424"/>
+          <w:bdr w:val="none" w:sz="0" w:space="0" w:color="auto" w:frame="1"/>
+          <w:rtl/>
+        </w:rPr>
+        <w:t xml:space="preserve"> זרם ב </w:t>
+      </w:r>
+      <w:r>
+        <w:rPr>
+          <w:rFonts w:ascii="Calibri" w:eastAsia="Times New Roman" w:hAnsi="Calibri" w:cs="Calibri"/>
+          <w:color w:val="242424"/>
+          <w:bdr w:val="none" w:sz="0" w:space="0" w:color="auto" w:frame="1"/>
+        </w:rPr>
+        <w:t>DVM</w:t>
+      </w:r>
+      <w:r>
+        <w:rPr>
+          <w:rFonts w:ascii="Arial" w:eastAsia="Times New Roman" w:hAnsi="Arial" w:cs="Arial"/>
+          <w:color w:val="242424"/>
+          <w:bdr w:val="none" w:sz="0" w:space="0" w:color="auto" w:frame="1"/>
+          <w:rtl/>
+        </w:rPr>
+        <w:t>)</w:t>
+      </w:r>
+      <w:r>
+        <w:rPr>
+          <w:rFonts w:ascii="Calibri" w:eastAsia="Times New Roman" w:hAnsi="Calibri" w:cs="Calibri" w:hint="cs"/>
+          <w:color w:val="242424"/>
+          <w:bdr w:val="none" w:sz="0" w:space="0" w:color="auto" w:frame="1"/>
+        </w:rPr>
+        <w:t> </w:t>
+      </w:r>
+      <w:r>
+        <w:rPr>
+          <w:rFonts w:ascii="Arial" w:eastAsia="Times New Roman" w:hAnsi="Arial" w:cs="Arial"/>
+          <w:color w:val="242424"/>
+          <w:bdr w:val="none" w:sz="0" w:space="0" w:color="auto" w:frame="1"/>
+          <w:rtl/>
+        </w:rPr>
+        <w:t>ללייזר בעצמות נמוכות (עד 30-40 ) לא רואים אור.</w:t>
+      </w:r>
+    </w:p>
+    <w:p>
+      <w:pPr>
+        <w:shd w:val="clear" w:color="auto" w:fill="FFFFFF"/>
+        <w:spacing w:after="0" w:line="240" w:lineRule="auto"/>
+        <w:rPr>
+          <w:rFonts w:ascii="Calibri" w:eastAsia="Times New Roman" w:hAnsi="Calibri" w:cs="Calibri"/>
+          <w:color w:val="242424"/>
+          <w:rtl/>
+        </w:rPr>
+      </w:pPr>
+      <w:r>
+        <w:rPr>
+          <w:rFonts w:ascii="Arial" w:eastAsia="Times New Roman" w:hAnsi="Arial" w:cs="Arial"/>
+          <w:color w:val="242424"/>
+          <w:bdr w:val="none" w:sz="0" w:space="0" w:color="auto" w:frame="1"/>
+          <w:rtl/>
+        </w:rPr>
+        <w:t>עצמה 100, צריכת זרם 0.21 אמפר</w:t>
+      </w:r>
+    </w:p>
+    <w:p>
+      <w:pPr>
+        <w:shd w:val="clear" w:color="auto" w:fill="FFFFFF"/>
+        <w:spacing w:after="0" w:line="240" w:lineRule="auto"/>
+        <w:rPr>
+          <w:rFonts w:ascii="Calibri" w:eastAsia="Times New Roman" w:hAnsi="Calibri" w:cs="Calibri"/>
+          <w:color w:val="242424"/>
+          <w:rtl/>
+        </w:rPr>
+      </w:pPr>
+      <w:r>
+        <w:rPr>
+          <w:rFonts w:ascii="Arial" w:eastAsia="Times New Roman" w:hAnsi="Arial" w:cs="Arial"/>
+          <w:color w:val="242424"/>
+          <w:bdr w:val="none" w:sz="0" w:space="0" w:color="auto" w:frame="1"/>
+          <w:rtl/>
+        </w:rPr>
+        <w:t>עצמה 150 – 0.4 אמפר</w:t>
+      </w:r>
+    </w:p>
+    <w:p>
+      <w:pPr>
+        <w:shd w:val="clear" w:color="auto" w:fill="FFFFFF"/>
+        <w:spacing w:after="0" w:line="240" w:lineRule="auto"/>
+        <w:rPr>
+          <w:rFonts w:ascii="Calibri" w:eastAsia="Times New Roman" w:hAnsi="Calibri" w:cs="Calibri"/>
+          <w:color w:val="242424"/>
+          <w:rtl/>
+        </w:rPr>
+      </w:pPr>
+      <w:r>
+        <w:rPr>
+          <w:rFonts w:ascii="Arial" w:eastAsia="Times New Roman" w:hAnsi="Arial" w:cs="Arial"/>
+          <w:color w:val="242424"/>
+          <w:bdr w:val="none" w:sz="0" w:space="0" w:color="auto" w:frame="1"/>
+          <w:rtl/>
+        </w:rPr>
+        <w:t>עצמה 200 – 0.6 אמפר</w:t>
+      </w:r>
+    </w:p>
+    <w:p>
+      <w:pPr>
+        <w:shd w:val="clear" w:color="auto" w:fill="FFFFFF"/>
+        <w:spacing w:after="0" w:line="240" w:lineRule="auto"/>
+        <w:rPr>
+          <w:rFonts w:ascii="Calibri" w:eastAsia="Times New Roman" w:hAnsi="Calibri" w:cs="Calibri"/>
+          <w:color w:val="242424"/>
+          <w:rtl/>
+        </w:rPr>
+      </w:pPr>
+      <w:r>
+        <w:rPr>
+          <w:rFonts w:ascii="Arial" w:eastAsia="Times New Roman" w:hAnsi="Arial" w:cs="Arial"/>
+          <w:color w:val="242424"/>
+          <w:bdr w:val="none" w:sz="0" w:space="0" w:color="auto" w:frame="1"/>
+          <w:rtl/>
+        </w:rPr>
+        <w:t>עצמה 255 (מקסימאלית מה שאמיתי מגדיר בקוד) 0.79 אמפר – בדיוק מה שכרטיס כוון אליו (0.8)</w:t>
+      </w:r>
+      <w:r>
+        <w:rPr>
+          <w:rFonts w:ascii="Calibri" w:eastAsia="Times New Roman" w:hAnsi="Calibri" w:cs="Calibri" w:hint="cs"/>
+          <w:color w:val="242424"/>
+          <w:bdr w:val="none" w:sz="0" w:space="0" w:color="auto" w:frame="1"/>
+        </w:rPr>
+        <w:t> </w:t>
+      </w:r>
+      <w:r>
+        <w:rPr>
+          <w:rFonts w:ascii="Arial" w:eastAsia="Times New Roman" w:hAnsi="Arial" w:cs="Arial"/>
+          <w:color w:val="242424"/>
+          <w:bdr w:val="none" w:sz="0" w:space="0" w:color="auto" w:frame="1"/>
+          <w:rtl/>
+        </w:rPr>
+        <w:t>.</w:t>
+      </w:r>
+    </w:p>
+    <w:p>
+      <w:pPr>
+        <w:rPr>
+          <w:rtl/>
+        </w:rPr>
+      </w:pPr>
+    </w:p>
+    <w:p>
+      <w:pPr>
+        <w:rPr>
+          <w:rtl/>
+        </w:rPr>
+      </w:pPr>
+      <w:r>
+        <w:rPr>
+          <w:rFonts w:hint="cs"/>
+          <w:rtl/>
+        </w:rPr>
+        <w:lastRenderedPageBreak/>
+        <w:t>04/06/2026</w:t>
+      </w:r>
+    </w:p>
+    <w:p>
+      <w:pPr>
+        <w:rPr>
+          <w:rtl/>
+        </w:rPr>
+      </w:pPr>
+      <w:r>
+        <w:rPr>
+          <w:rFonts w:hint="cs"/>
+          <w:rtl/>
+        </w:rPr>
+        <w:t>בוצע החלפת מאוור 5</w:t>
+      </w:r>
+      <w:r>
+        <w:rPr>
+          <w:rFonts w:hint="cs"/>
+        </w:rPr>
+        <w:t>V</w:t>
+      </w:r>
+      <w:r>
+        <w:rPr>
+          <w:rFonts w:hint="cs"/>
+          <w:rtl/>
+        </w:rPr>
+        <w:t>.</w:t>
+      </w:r>
+    </w:p>
+    <w:p>
+      <w:pPr>
+        <w:rPr>
+          <w:rFonts w:ascii="Arial" w:hAnsi="Arial" w:cs="Arial"/>
+          <w:color w:val="242424"/>
+          <w:bdr w:val="none" w:sz="0" w:space="0" w:color="auto" w:frame="1"/>
+          <w:shd w:val="clear" w:color="auto" w:fill="FFFFFF"/>
+          <w:rtl/>
+        </w:rPr>
+      </w:pPr>
+      <w:r>
+        <w:rPr>
+          <w:rFonts w:ascii="Arial" w:hAnsi="Arial" w:cs="Arial"/>
+          <w:color w:val="242424"/>
+          <w:bdr w:val="none" w:sz="0" w:space="0" w:color="auto" w:frame="1"/>
+          <w:shd w:val="clear" w:color="auto" w:fill="FFFFFF"/>
+          <w:rtl/>
+        </w:rPr>
+        <w:t>דגם המאורר </w:t>
+      </w:r>
+      <w:r>
+        <w:rPr>
+          <w:rFonts w:ascii="Calibri" w:hAnsi="Calibri" w:cs="Calibri"/>
+          <w:color w:val="242424"/>
+          <w:bdr w:val="none" w:sz="0" w:space="0" w:color="auto" w:frame="1"/>
+          <w:shd w:val="clear" w:color="auto" w:fill="FFFFFF"/>
+        </w:rPr>
+        <w:t>40X40X10</w:t>
+      </w:r>
+      <w:r>
+        <w:rPr>
+          <w:rFonts w:ascii="Arial" w:hAnsi="Arial" w:cs="Arial" w:hint="cs"/>
+          <w:color w:val="242424"/>
+          <w:bdr w:val="none" w:sz="0" w:space="0" w:color="auto" w:frame="1"/>
+          <w:shd w:val="clear" w:color="auto" w:fill="FFFFFF"/>
+          <w:rtl/>
+        </w:rPr>
+        <w:t xml:space="preserve"> </w:t>
+      </w:r>
+      <w:r>
+        <w:rPr>
+          <w:rFonts w:ascii="Arial" w:hAnsi="Arial" w:cs="Arial" w:hint="cs"/>
+          <w:color w:val="242424"/>
+          <w:bdr w:val="none" w:sz="0" w:space="0" w:color="auto" w:frame="1"/>
+          <w:shd w:val="clear" w:color="auto" w:fill="FFFFFF"/>
+          <w:rtl/>
+        </w:rPr>
+        <w:t>רבוע 40</w:t>
+      </w:r>
+      <w:r>
+        <w:rPr>
+          <w:rFonts w:ascii="Arial" w:hAnsi="Arial" w:cs="Arial" w:hint="cs"/>
+          <w:color w:val="242424"/>
+          <w:bdr w:val="none" w:sz="0" w:space="0" w:color="auto" w:frame="1"/>
+          <w:shd w:val="clear" w:color="auto" w:fill="FFFFFF"/>
+          <w:rtl/>
+        </w:rPr>
+        <w:t xml:space="preserve"> </w:t>
+      </w:r>
+      <w:r>
+        <w:rPr>
+          <w:rFonts w:ascii="Arial" w:hAnsi="Arial" w:cs="Arial" w:hint="cs"/>
+          <w:color w:val="242424"/>
+          <w:bdr w:val="none" w:sz="0" w:space="0" w:color="auto" w:frame="1"/>
+          <w:shd w:val="clear" w:color="auto" w:fill="FFFFFF"/>
+          <w:rtl/>
+        </w:rPr>
+        <w:t>מ"מ דופן ו10מ"מ עובי (לפעמים רושמים</w:t>
+      </w:r>
+      <w:r>
+        <w:rPr>
+          <w:rFonts w:ascii="Arial" w:hAnsi="Arial" w:cs="Arial" w:hint="cs"/>
+          <w:color w:val="242424"/>
+          <w:bdr w:val="none" w:sz="0" w:space="0" w:color="auto" w:frame="1"/>
+          <w:shd w:val="clear" w:color="auto" w:fill="FFFFFF"/>
+          <w:rtl/>
+        </w:rPr>
+        <w:t xml:space="preserve"> </w:t>
+      </w:r>
+      <w:r>
+        <w:rPr>
+          <w:rFonts w:ascii="Calibri" w:hAnsi="Calibri" w:cs="Calibri"/>
+          <w:color w:val="242424"/>
+          <w:bdr w:val="none" w:sz="0" w:space="0" w:color="auto" w:frame="1"/>
+          <w:shd w:val="clear" w:color="auto" w:fill="FFFFFF"/>
+        </w:rPr>
+        <w:t>40X10</w:t>
+      </w:r>
+      <w:r>
+        <w:rPr>
+          <w:rFonts w:ascii="Arial" w:hAnsi="Arial" w:cs="Arial" w:hint="cs"/>
+          <w:color w:val="242424"/>
+          <w:bdr w:val="none" w:sz="0" w:space="0" w:color="auto" w:frame="1"/>
+          <w:shd w:val="clear" w:color="auto" w:fill="FFFFFF"/>
+          <w:rtl/>
+        </w:rPr>
+        <w:t>)</w:t>
+      </w:r>
+      <w:r>
+        <w:rPr>
+          <w:rFonts w:ascii="Arial" w:hAnsi="Arial" w:cs="Arial" w:hint="cs"/>
+          <w:color w:val="242424"/>
+          <w:bdr w:val="none" w:sz="0" w:space="0" w:color="auto" w:frame="1"/>
+          <w:shd w:val="clear" w:color="auto" w:fill="FFFFFF"/>
+        </w:rPr>
+        <w:t xml:space="preserve"> </w:t>
+      </w:r>
+      <w:r>
+        <w:rPr>
+          <w:rFonts w:ascii="Arial" w:hAnsi="Arial" w:cs="Arial" w:hint="cs"/>
+          <w:color w:val="242424"/>
+          <w:bdr w:val="none" w:sz="0" w:space="0" w:color="auto" w:frame="1"/>
+          <w:shd w:val="clear" w:color="auto" w:fill="FFFFFF"/>
+          <w:rtl/>
+        </w:rPr>
+        <w:t>כדוגמת</w:t>
+      </w:r>
+      <w:r>
+        <w:rPr>
+          <w:rFonts w:ascii="Arial" w:hAnsi="Arial" w:cs="Arial" w:hint="cs"/>
+          <w:color w:val="242424"/>
+          <w:bdr w:val="none" w:sz="0" w:space="0" w:color="auto" w:frame="1"/>
+          <w:shd w:val="clear" w:color="auto" w:fill="FFFFFF"/>
+        </w:rPr>
+        <w:t xml:space="preserve">  </w:t>
+      </w:r>
+      <w:hyperlink r:id="rId9" w:tgtFrame="_blank" w:tooltip="https://he.aliexpress.com/item/4000186616502.html%20(רק" w:history="1">
+        <w:r>
+          <w:rPr>
+            <w:rStyle w:val="Hyperlink"/>
+            <w:rFonts w:ascii="Calibri" w:hAnsi="Calibri" w:cs="Calibri"/>
+            <w:color w:val="0563C1"/>
+            <w:bdr w:val="none" w:sz="0" w:space="0" w:color="auto" w:frame="1"/>
+            <w:shd w:val="clear" w:color="auto" w:fill="FFFFFF"/>
+          </w:rPr>
+          <w:t>https://he.aliexpress.com/item/4000186616502.html</w:t>
+        </w:r>
+        <w:r>
+          <w:rPr>
+            <w:rStyle w:val="Hyperlink"/>
+            <w:rFonts w:ascii="Arial" w:hAnsi="Arial" w:cs="Arial"/>
+            <w:color w:val="0563C1"/>
+            <w:bdr w:val="none" w:sz="0" w:space="0" w:color="auto" w:frame="1"/>
+            <w:shd w:val="clear" w:color="auto" w:fill="FFFFFF"/>
+          </w:rPr>
+          <w:t> </w:t>
+        </w:r>
+      </w:hyperlink>
+      <w:r>
+        <w:rPr>
+          <w:rFonts w:ascii="Arial" w:hAnsi="Arial" w:cs="Arial"/>
+          <w:color w:val="242424"/>
+          <w:bdr w:val="none" w:sz="0" w:space="0" w:color="auto" w:frame="1"/>
+          <w:shd w:val="clear" w:color="auto" w:fill="FFFFFF"/>
+          <w:rtl/>
+        </w:rPr>
+        <w:t>רק לשים לב ל 5 וולט</w:t>
+      </w:r>
+      <w:r>
+        <w:rPr>
+          <w:rFonts w:ascii="Arial" w:hAnsi="Arial" w:cs="Arial" w:hint="cs"/>
+          <w:color w:val="242424"/>
+          <w:bdr w:val="none" w:sz="0" w:space="0" w:color="auto" w:frame="1"/>
+          <w:shd w:val="clear" w:color="auto" w:fill="FFFFFF"/>
+          <w:rtl/>
+        </w:rPr>
+        <w:t>.</w:t>
+      </w:r>
+    </w:p>
+    <w:p>
+      <w:pPr>
+        <w:rPr>
+          <w:rFonts w:hint="cs"/>
+          <w:rtl/>
+        </w:rPr>
+      </w:pPr>
+    </w:p>
+    <w:p>
+      <w:pPr>
+        <w:rPr>
+          <w:rtl/>
+        </w:rPr>
+      </w:pPr>
+    </w:p>
+    <w:p>
+      <w:pPr>
+        <w:rPr>
+          <w:rtl/>
+        </w:rPr>
+      </w:pPr>
+    </w:p>
+    <w:p>
+      <w:pPr>
+        <w:rPr>
+          <w:rtl/>
+        </w:rPr>
+      </w:pPr>
+    </w:p>
+    <w:p>
+      <w:pPr>
+        <w:rPr>
+          <w:rtl/>
+        </w:rPr>
+      </w:pPr>
+    </w:p>
+    <w:p>
+      <w:pPr>
+        <w:rPr>
+          <w:rtl/>
+        </w:rPr>
+      </w:pPr>
     </w:p>
     <w:p/>
     <w:sectPr>
+      <w:footerReference w:type="default" r:id="rId10"/>
       <w:pgSz w:w="11906" w:h="16838"/>
       <w:pgMar w:top="1440" w:right="1800" w:bottom="1440" w:left="1800" w:header="708" w:footer="708" w:gutter="0"/>
       <w:cols w:space="708"/>
@@ -1458,6 +2244,107 @@
     </w:sectPr>
   </w:body>
 </w:document>
+</file>
+
+<file path=word/endnotes.xml><?xml version="1.0" encoding="utf-8"?>
+<w:endnotes xmlns:wpc="http://schemas.microsoft.com/office/word/2010/wordprocessingCanvas" xmlns:cx="http://schemas.microsoft.com/office/drawing/2014/chartex" xmlns:cx1="http://schemas.microsoft.com/office/drawing/2015/9/8/chartex" xmlns:cx2="http://schemas.microsoft.com/office/drawing/2015/10/21/chartex" xmlns:cx3="http://schemas.microsoft.com/office/drawing/2016/5/9/chartex" xmlns:cx4="http://schemas.microsoft.com/office/drawing/2016/5/10/chartex" xmlns:cx5="http://schemas.microsoft.com/office/drawing/2016/5/11/chartex" xmlns:cx6="http://schemas.microsoft.com/office/drawing/2016/5/12/chartex" xmlns:cx7="http://schemas.microsoft.com/office/drawing/2016/5/13/chartex" xmlns:cx8="http://schemas.microsoft.com/office/drawing/2016/5/14/chartex" xmlns:mc="http://schemas.openxmlformats.org/markup-compatibility/2006" xmlns:aink="http://schemas.microsoft.com/office/drawing/2016/ink" xmlns:am3d="http://schemas.microsoft.com/office/drawing/2017/model3d" xmlns:o="urn:schemas-microsoft-com:office:office" xmlns:r="http://schemas.openxmlformats.org/officeDocument/2006/relationships" xmlns:m="http://schemas.openxmlformats.org/officeDocument/2006/math" xmlns:v="urn:schemas-microsoft-com:vml" xmlns:wp14="http://schemas.microsoft.com/office/word/2010/wordprocessingDrawing" xmlns:wp="http://schemas.openxmlformats.org/drawingml/2006/wordprocessingDrawing" xmlns:w10="urn:schemas-microsoft-com:office:word" xmlns:w="http://schemas.openxmlformats.org/wordprocessingml/2006/main" xmlns:w14="http://schemas.microsoft.com/office/word/2010/wordml" xmlns:w15="http://schemas.microsoft.com/office/word/2012/wordml" xmlns:w16cex="http://schemas.microsoft.com/office/word/2018/wordml/cex" xmlns:w16cid="http://schemas.microsoft.com/office/word/2016/wordml/cid" xmlns:w16="http://schemas.microsoft.com/office/word/2018/wordml" xmlns:w16sdtdh="http://schemas.microsoft.com/office/word/2020/wordml/sdtdatahash" xmlns:w16se="http://schemas.microsoft.com/office/word/2015/wordml/symex" xmlns:wpg="http://schemas.microsoft.com/office/word/2010/wordprocessingGroup" xmlns:wpi="http://schemas.microsoft.com/office/word/2010/wordprocessingInk" xmlns:wne="http://schemas.microsoft.com/office/word/2006/wordml" xmlns:wps="http://schemas.microsoft.com/office/word/2010/wordprocessingShape" mc:Ignorable="w14 w15 w16se w16cid w16 w16cex w16sdtdh wp14">
+  <w:endnote w:type="separator" w:id="-1">
+    <w:p>
+      <w:pPr>
+        <w:spacing w:after="0" w:line="240" w:lineRule="auto"/>
+      </w:pPr>
+      <w:r>
+        <w:separator/>
+      </w:r>
+    </w:p>
+  </w:endnote>
+  <w:endnote w:type="continuationSeparator" w:id="0">
+    <w:p>
+      <w:pPr>
+        <w:spacing w:after="0" w:line="240" w:lineRule="auto"/>
+      </w:pPr>
+      <w:r>
+        <w:continuationSeparator/>
+      </w:r>
+    </w:p>
+  </w:endnote>
+</w:endnotes>
+</file>
+
+<file path=word/footer1.xml><?xml version="1.0" encoding="utf-8"?>
+<w:ftr xmlns:wpc="http://schemas.microsoft.com/office/word/2010/wordprocessingCanvas" xmlns:cx="http://schemas.microsoft.com/office/drawing/2014/chartex" xmlns:cx1="http://schemas.microsoft.com/office/drawing/2015/9/8/chartex" xmlns:cx2="http://schemas.microsoft.com/office/drawing/2015/10/21/chartex" xmlns:cx3="http://schemas.microsoft.com/office/drawing/2016/5/9/chartex" xmlns:cx4="http://schemas.microsoft.com/office/drawing/2016/5/10/chartex" xmlns:cx5="http://schemas.microsoft.com/office/drawing/2016/5/11/chartex" xmlns:cx6="http://schemas.microsoft.com/office/drawing/2016/5/12/chartex" xmlns:cx7="http://schemas.microsoft.com/office/drawing/2016/5/13/chartex" xmlns:cx8="http://schemas.microsoft.com/office/drawing/2016/5/14/chartex" xmlns:mc="http://schemas.openxmlformats.org/markup-compatibility/2006" xmlns:aink="http://schemas.microsoft.com/office/drawing/2016/ink" xmlns:am3d="http://schemas.microsoft.com/office/drawing/2017/model3d" xmlns:o="urn:schemas-microsoft-com:office:office" xmlns:r="http://schemas.openxmlformats.org/officeDocument/2006/relationships" xmlns:m="http://schemas.openxmlformats.org/officeDocument/2006/math" xmlns:v="urn:schemas-microsoft-com:vml" xmlns:wp14="http://schemas.microsoft.com/office/word/2010/wordprocessingDrawing" xmlns:wp="http://schemas.openxmlformats.org/drawingml/2006/wordprocessingDrawing" xmlns:w10="urn:schemas-microsoft-com:office:word" xmlns:w="http://schemas.openxmlformats.org/wordprocessingml/2006/main" xmlns:w14="http://schemas.microsoft.com/office/word/2010/wordml" xmlns:w15="http://schemas.microsoft.com/office/word/2012/wordml" xmlns:w16cex="http://schemas.microsoft.com/office/word/2018/wordml/cex" xmlns:w16cid="http://schemas.microsoft.com/office/word/2016/wordml/cid" xmlns:w16="http://schemas.microsoft.com/office/word/2018/wordml" xmlns:w16sdtdh="http://schemas.microsoft.com/office/word/2020/wordml/sdtdatahash" xmlns:w16se="http://schemas.microsoft.com/office/word/2015/wordml/symex" xmlns:wpg="http://schemas.microsoft.com/office/word/2010/wordprocessingGroup" xmlns:wpi="http://schemas.microsoft.com/office/word/2010/wordprocessingInk" xmlns:wne="http://schemas.microsoft.com/office/word/2006/wordml" xmlns:wps="http://schemas.microsoft.com/office/word/2010/wordprocessingShape" mc:Ignorable="w14 w15 w16se w16cid w16 w16cex w16sdtdh wp14">
+  <w:sdt>
+    <w:sdtPr>
+      <w:rPr>
+        <w:rtl/>
+      </w:rPr>
+      <w:id w:val="-446617499"/>
+      <w:docPartObj>
+        <w:docPartGallery w:val="Page Numbers (Bottom of Page)"/>
+        <w:docPartUnique/>
+      </w:docPartObj>
+    </w:sdtPr>
+    <w:sdtContent>
+      <w:p>
+        <w:pPr>
+          <w:pStyle w:val="Footer"/>
+          <w:jc w:val="center"/>
+        </w:pPr>
+        <w:r>
+          <w:fldChar w:fldCharType="begin"/>
+        </w:r>
+        <w:r>
+          <w:instrText xml:space="preserve"> PAGE   \* MERGEFORMAT </w:instrText>
+        </w:r>
+        <w:r>
+          <w:fldChar w:fldCharType="separate"/>
+        </w:r>
+        <w:r>
+          <w:rPr>
+            <w:noProof/>
+          </w:rPr>
+          <w:t>2</w:t>
+        </w:r>
+        <w:r>
+          <w:rPr>
+            <w:noProof/>
+          </w:rPr>
+          <w:fldChar w:fldCharType="end"/>
+        </w:r>
+      </w:p>
+    </w:sdtContent>
+  </w:sdt>
+  <w:p>
+    <w:pPr>
+      <w:pStyle w:val="Footer"/>
+    </w:pPr>
+  </w:p>
+</w:ftr>
+</file>
+
+<file path=word/footnotes.xml><?xml version="1.0" encoding="utf-8"?>
+<w:footnotes xmlns:wpc="http://schemas.microsoft.com/office/word/2010/wordprocessingCanvas" xmlns:cx="http://schemas.microsoft.com/office/drawing/2014/chartex" xmlns:cx1="http://schemas.microsoft.com/office/drawing/2015/9/8/chartex" xmlns:cx2="http://schemas.microsoft.com/office/drawing/2015/10/21/chartex" xmlns:cx3="http://schemas.microsoft.com/office/drawing/2016/5/9/chartex" xmlns:cx4="http://schemas.microsoft.com/office/drawing/2016/5/10/chartex" xmlns:cx5="http://schemas.microsoft.com/office/drawing/2016/5/11/chartex" xmlns:cx6="http://schemas.microsoft.com/office/drawing/2016/5/12/chartex" xmlns:cx7="http://schemas.microsoft.com/office/drawing/2016/5/13/chartex" xmlns:cx8="http://schemas.microsoft.com/office/drawing/2016/5/14/chartex" xmlns:mc="http://schemas.openxmlformats.org/markup-compatibility/2006" xmlns:aink="http://schemas.microsoft.com/office/drawing/2016/ink" xmlns:am3d="http://schemas.microsoft.com/office/drawing/2017/model3d" xmlns:o="urn:schemas-microsoft-com:office:office" xmlns:r="http://schemas.openxmlformats.org/officeDocument/2006/relationships" xmlns:m="http://schemas.openxmlformats.org/officeDocument/2006/math" xmlns:v="urn:schemas-microsoft-com:vml" xmlns:wp14="http://schemas.microsoft.com/office/word/2010/wordprocessingDrawing" xmlns:wp="http://schemas.openxmlformats.org/drawingml/2006/wordprocessingDrawing" xmlns:w10="urn:schemas-microsoft-com:office:word" xmlns:w="http://schemas.openxmlformats.org/wordprocessingml/2006/main" xmlns:w14="http://schemas.microsoft.com/office/word/2010/wordml" xmlns:w15="http://schemas.microsoft.com/office/word/2012/wordml" xmlns:w16cex="http://schemas.microsoft.com/office/word/2018/wordml/cex" xmlns:w16cid="http://schemas.microsoft.com/office/word/2016/wordml/cid" xmlns:w16="http://schemas.microsoft.com/office/word/2018/wordml" xmlns:w16sdtdh="http://schemas.microsoft.com/office/word/2020/wordml/sdtdatahash" xmlns:w16se="http://schemas.microsoft.com/office/word/2015/wordml/symex" xmlns:wpg="http://schemas.microsoft.com/office/word/2010/wordprocessingGroup" xmlns:wpi="http://schemas.microsoft.com/office/word/2010/wordprocessingInk" xmlns:wne="http://schemas.microsoft.com/office/word/2006/wordml" xmlns:wps="http://schemas.microsoft.com/office/word/2010/wordprocessingShape" mc:Ignorable="w14 w15 w16se w16cid w16 w16cex w16sdtdh wp14">
+  <w:footnote w:type="separator" w:id="-1">
+    <w:p>
+      <w:pPr>
+        <w:spacing w:after="0" w:line="240" w:lineRule="auto"/>
+      </w:pPr>
+      <w:r>
+        <w:separator/>
+      </w:r>
+    </w:p>
+  </w:footnote>
+  <w:footnote w:type="continuationSeparator" w:id="0">
+    <w:p>
+      <w:pPr>
+        <w:spacing w:after="0" w:line="240" w:lineRule="auto"/>
+      </w:pPr>
+      <w:r>
+        <w:continuationSeparator/>
+      </w:r>
+    </w:p>
+  </w:footnote>
+</w:footnotes>
 </file>
 
 <file path=word/numbering.xml><?xml version="1.0" encoding="utf-8"?>
@@ -2218,6 +3105,7 @@
   <w:style w:type="character" w:default="1" w:styleId="DefaultParagraphFont">
     <w:name w:val="Default Paragraph Font"/>
     <w:uiPriority w:val="1"/>
+    <w:semiHidden/>
     <w:unhideWhenUsed/>
   </w:style>
   <w:style w:type="table" w:default="1" w:styleId="TableNormal">
@@ -2268,6 +3156,73 @@
       <w:sz w:val="24"/>
       <w:szCs w:val="24"/>
     </w:rPr>
+  </w:style>
+  <w:style w:type="character" w:styleId="Hyperlink">
+    <w:name w:val="Hyperlink"/>
+    <w:basedOn w:val="DefaultParagraphFont"/>
+    <w:uiPriority w:val="99"/>
+    <w:unhideWhenUsed/>
+    <w:rsid w:val="00B621E5"/>
+    <w:rPr>
+      <w:color w:val="0000FF"/>
+      <w:u w:val="single"/>
+    </w:rPr>
+  </w:style>
+  <w:style w:type="character" w:styleId="UnresolvedMention">
+    <w:name w:val="Unresolved Mention"/>
+    <w:basedOn w:val="DefaultParagraphFont"/>
+    <w:uiPriority w:val="99"/>
+    <w:semiHidden/>
+    <w:unhideWhenUsed/>
+    <w:rsid w:val="00B621E5"/>
+    <w:rPr>
+      <w:color w:val="605E5C"/>
+      <w:shd w:val="clear" w:color="auto" w:fill="E1DFDD"/>
+    </w:rPr>
+  </w:style>
+  <w:style w:type="paragraph" w:styleId="Header">
+    <w:name w:val="header"/>
+    <w:basedOn w:val="Normal"/>
+    <w:link w:val="HeaderChar"/>
+    <w:uiPriority w:val="99"/>
+    <w:unhideWhenUsed/>
+    <w:rsid w:val="00B621E5"/>
+    <w:pPr>
+      <w:tabs>
+        <w:tab w:val="center" w:pos="4153"/>
+        <w:tab w:val="right" w:pos="8306"/>
+      </w:tabs>
+      <w:spacing w:after="0" w:line="240" w:lineRule="auto"/>
+    </w:pPr>
+  </w:style>
+  <w:style w:type="character" w:customStyle="1" w:styleId="HeaderChar">
+    <w:name w:val="Header Char"/>
+    <w:basedOn w:val="DefaultParagraphFont"/>
+    <w:link w:val="Header"/>
+    <w:uiPriority w:val="99"/>
+    <w:rsid w:val="00B621E5"/>
+  </w:style>
+  <w:style w:type="paragraph" w:styleId="Footer">
+    <w:name w:val="footer"/>
+    <w:basedOn w:val="Normal"/>
+    <w:link w:val="FooterChar"/>
+    <w:uiPriority w:val="99"/>
+    <w:unhideWhenUsed/>
+    <w:rsid w:val="00B621E5"/>
+    <w:pPr>
+      <w:tabs>
+        <w:tab w:val="center" w:pos="4153"/>
+        <w:tab w:val="right" w:pos="8306"/>
+      </w:tabs>
+      <w:spacing w:after="0" w:line="240" w:lineRule="auto"/>
+    </w:pPr>
+  </w:style>
+  <w:style w:type="character" w:customStyle="1" w:styleId="FooterChar">
+    <w:name w:val="Footer Char"/>
+    <w:basedOn w:val="DefaultParagraphFont"/>
+    <w:link w:val="Footer"/>
+    <w:uiPriority w:val="99"/>
+    <w:rsid w:val="00B621E5"/>
   </w:style>
 </w:styles>
 </file>

--- a/סיכום/תיעוד מוצג.docx
+++ b/סיכום/תיעוד מוצג.docx
@@ -141,31 +141,7 @@
           <w:bdr w:val="none" w:sz="0" w:space="0" w:color="auto" w:frame="1"/>
           <w:rtl/>
         </w:rPr>
-        <w:t xml:space="preserve">עם בעיות בגירי החילזון של המנועים. כלומר בסיכוי סביר מדי פעם </w:t>
-      </w:r>
-      <w:proofErr w:type="spellStart"/>
-      <w:r>
-        <w:rPr>
-          <w:rFonts w:ascii="Arial" w:hAnsi="Arial" w:cs="Arial"/>
-          <w:color w:val="242424"/>
-          <w:sz w:val="22"/>
-          <w:szCs w:val="22"/>
-          <w:bdr w:val="none" w:sz="0" w:space="0" w:color="auto" w:frame="1"/>
-          <w:rtl/>
-        </w:rPr>
-        <w:t>ההומיניג</w:t>
-      </w:r>
-      <w:proofErr w:type="spellEnd"/>
-      <w:r>
-        <w:rPr>
-          <w:rFonts w:ascii="Arial" w:hAnsi="Arial" w:cs="Arial"/>
-          <w:color w:val="242424"/>
-          <w:sz w:val="22"/>
-          <w:szCs w:val="22"/>
-          <w:bdr w:val="none" w:sz="0" w:space="0" w:color="auto" w:frame="1"/>
-          <w:rtl/>
-        </w:rPr>
-        <w:t xml:space="preserve"> ישתבש והחיתוך לא יהיה תקין ו/או המיקום יגלוש לשולי הסרט. בנוסף עדיין יכולה להיות בעיה בגלילי האיסוף שיתקעו את הסרט לגמר. </w:t>
+        <w:t xml:space="preserve">עם בעיות בגירי החילזון של המנועים. כלומר בסיכוי סביר מדי פעם ההומיניג ישתבש והחיתוך לא יהיה תקין ו/או המיקום יגלוש לשולי הסרט. בנוסף עדיין יכולה להיות בעיה בגלילי האיסוף שיתקעו את הסרט לגמר. </w:t>
       </w:r>
     </w:p>
     <w:p>
@@ -522,31 +498,7 @@
           <w:bdr w:val="none" w:sz="0" w:space="0" w:color="auto" w:frame="1"/>
           <w:rtl/>
         </w:rPr>
-        <w:t xml:space="preserve">כדי למנוע עומס זה שיניתי את </w:t>
-      </w:r>
-      <w:proofErr w:type="spellStart"/>
-      <w:r>
-        <w:rPr>
-          <w:rFonts w:ascii="Arial" w:hAnsi="Arial" w:cs="Arial"/>
-          <w:color w:val="242424"/>
-          <w:sz w:val="22"/>
-          <w:szCs w:val="22"/>
-          <w:bdr w:val="none" w:sz="0" w:space="0" w:color="auto" w:frame="1"/>
-          <w:rtl/>
-        </w:rPr>
-        <w:t>הג'מפר</w:t>
-      </w:r>
-      <w:proofErr w:type="spellEnd"/>
-      <w:r>
-        <w:rPr>
-          <w:rFonts w:ascii="Arial" w:hAnsi="Arial" w:cs="Arial"/>
-          <w:color w:val="242424"/>
-          <w:sz w:val="22"/>
-          <w:szCs w:val="22"/>
-          <w:bdr w:val="none" w:sz="0" w:space="0" w:color="auto" w:frame="1"/>
-          <w:rtl/>
-        </w:rPr>
-        <w:t xml:space="preserve"> הקובע את מתח ההפעלה למנוע מהמתח המגיע מהממיר למתח של 12 וולט ישירות.</w:t>
+        <w:t>כדי למנוע עומס זה שיניתי את הג'מפר הקובע את מתח ההפעלה למנוע מהמתח המגיע מהממיר למתח של 12 וולט ישירות.</w:t>
       </w:r>
     </w:p>
     <w:p>
@@ -808,27 +760,7 @@
           <w:sz w:val="22"/>
           <w:szCs w:val="22"/>
         </w:rPr>
-        <w:t xml:space="preserve">MAX_DC_MOTOR_TIME = </w:t>
-      </w:r>
-      <w:proofErr w:type="gramStart"/>
-      <w:r>
-        <w:rPr>
-          <w:rFonts w:ascii="Calibri" w:hAnsi="Calibri" w:cs="Calibri"/>
-          <w:color w:val="242424"/>
-          <w:sz w:val="22"/>
-          <w:szCs w:val="22"/>
-        </w:rPr>
-        <w:t>0.6  #</w:t>
-      </w:r>
-      <w:proofErr w:type="gramEnd"/>
-      <w:r>
-        <w:rPr>
-          <w:rFonts w:ascii="Calibri" w:hAnsi="Calibri" w:cs="Calibri"/>
-          <w:color w:val="242424"/>
-          <w:sz w:val="22"/>
-          <w:szCs w:val="22"/>
-        </w:rPr>
-        <w:t xml:space="preserve"> seconds</w:t>
+        <w:t>MAX_DC_MOTOR_TIME = 0.6  # seconds</w:t>
       </w:r>
     </w:p>
     <w:p>
@@ -896,35 +828,7 @@
           <w:bdr w:val="none" w:sz="0" w:space="0" w:color="auto" w:frame="1"/>
           <w:rtl/>
         </w:rPr>
-        <w:t xml:space="preserve">ורק כאשר נעביר את מערכת 3 למוצג  נעדכן אותם גם בתוכנה שבמחשב שבמוצג </w:t>
-      </w:r>
-      <w:proofErr w:type="spellStart"/>
-      <w:r>
-        <w:rPr>
-          <w:rFonts w:ascii="Arial" w:hAnsi="Arial" w:cs="Arial"/>
-          <w:b/>
-          <w:bCs/>
-          <w:color w:val="FF0000"/>
-          <w:sz w:val="22"/>
-          <w:szCs w:val="22"/>
-          <w:bdr w:val="none" w:sz="0" w:space="0" w:color="auto" w:frame="1"/>
-          <w:rtl/>
-        </w:rPr>
-        <w:t>ובגיט</w:t>
-      </w:r>
-      <w:proofErr w:type="spellEnd"/>
-      <w:r>
-        <w:rPr>
-          <w:rFonts w:ascii="Arial" w:hAnsi="Arial" w:cs="Arial"/>
-          <w:b/>
-          <w:bCs/>
-          <w:color w:val="FF0000"/>
-          <w:sz w:val="22"/>
-          <w:szCs w:val="22"/>
-          <w:bdr w:val="none" w:sz="0" w:space="0" w:color="auto" w:frame="1"/>
-          <w:rtl/>
-        </w:rPr>
-        <w:t>.  </w:t>
+        <w:t>ורק כאשר נעביר את מערכת 3 למוצג  נעדכן אותם גם בתוכנה שבמחשב שבמוצג ובגיט.  </w:t>
       </w:r>
     </w:p>
     <w:p>
@@ -1039,31 +943,7 @@
           <w:bdr w:val="none" w:sz="0" w:space="0" w:color="auto" w:frame="1"/>
           <w:rtl/>
         </w:rPr>
-        <w:t xml:space="preserve"> מייל\</w:t>
-      </w:r>
-      <w:proofErr w:type="spellStart"/>
-      <w:r>
-        <w:rPr>
-          <w:rFonts w:ascii="Arial" w:hAnsi="Arial" w:cs="Arial"/>
-          <w:color w:val="FF0000"/>
-          <w:sz w:val="22"/>
-          <w:szCs w:val="22"/>
-          <w:bdr w:val="none" w:sz="0" w:space="0" w:color="auto" w:frame="1"/>
-          <w:rtl/>
-        </w:rPr>
-        <w:t>ווטסאפ</w:t>
-      </w:r>
-      <w:proofErr w:type="spellEnd"/>
-      <w:r>
-        <w:rPr>
-          <w:rFonts w:ascii="Arial" w:hAnsi="Arial" w:cs="Arial"/>
-          <w:color w:val="FF0000"/>
-          <w:sz w:val="22"/>
-          <w:szCs w:val="22"/>
-          <w:bdr w:val="none" w:sz="0" w:space="0" w:color="auto" w:frame="1"/>
-          <w:rtl/>
-        </w:rPr>
-        <w:t xml:space="preserve"> עם תאריך\שעת ההחלפה ולאיזה צבע</w:t>
+        <w:t xml:space="preserve"> מייל\ווטסאפ עם תאריך\שעת ההחלפה ולאיזה צבע</w:t>
       </w:r>
       <w:r>
         <w:rPr>
@@ -1103,31 +983,7 @@
           <w:bdr w:val="none" w:sz="0" w:space="0" w:color="auto" w:frame="1"/>
           <w:rtl/>
         </w:rPr>
-        <w:t xml:space="preserve">לצרוב 2-3 צריבות (רצוי בצורות שונות ועם טקסט ניתן לזיהוי למשל "החלפת סרט – </w:t>
-      </w:r>
-      <w:proofErr w:type="spellStart"/>
-      <w:r>
-        <w:rPr>
-          <w:rFonts w:ascii="Arial" w:hAnsi="Arial" w:cs="Arial"/>
-          <w:color w:val="FF0000"/>
-          <w:sz w:val="22"/>
-          <w:szCs w:val="22"/>
-          <w:bdr w:val="none" w:sz="0" w:space="0" w:color="auto" w:frame="1"/>
-          <w:rtl/>
-        </w:rPr>
-        <w:t>סאמר</w:t>
-      </w:r>
-      <w:proofErr w:type="spellEnd"/>
-      <w:r>
-        <w:rPr>
-          <w:rFonts w:ascii="Arial" w:hAnsi="Arial" w:cs="Arial"/>
-          <w:color w:val="FF0000"/>
-          <w:sz w:val="22"/>
-          <w:szCs w:val="22"/>
-          <w:bdr w:val="none" w:sz="0" w:space="0" w:color="auto" w:frame="1"/>
-          <w:rtl/>
-        </w:rPr>
-        <w:t>".)</w:t>
+        <w:t>לצרוב 2-3 צריבות (רצוי בצורות שונות ועם טקסט ניתן לזיהוי למשל "החלפת סרט – סאמר".)</w:t>
       </w:r>
       <w:r>
         <w:rPr>
@@ -1337,21 +1193,7 @@
         <w:rPr>
           <w:rtl/>
         </w:rPr>
-        <w:t xml:space="preserve">קצב החיתוך של </w:t>
-      </w:r>
-      <w:proofErr w:type="spellStart"/>
-      <w:r>
-        <w:rPr>
-          <w:rtl/>
-        </w:rPr>
-        <w:t>הקונקטור</w:t>
-      </w:r>
-      <w:proofErr w:type="spellEnd"/>
-      <w:r>
-        <w:rPr>
-          <w:rtl/>
-        </w:rPr>
-        <w:t xml:space="preserve"> מהיר יחסית - 18 מילי שניות במקום 30-50 בקוד שבמוצג. </w:t>
+        <w:t xml:space="preserve">קצב החיתוך של הקונקטור מהיר יחסית - 18 מילי שניות במקום 30-50 בקוד שבמוצג. </w:t>
       </w:r>
       <w:r>
         <w:t>FRAME_RATE = 18</w:t>
@@ -1405,21 +1247,7 @@
         <w:rPr>
           <w:rtl/>
         </w:rPr>
-        <w:t xml:space="preserve"> בוצע גם שינויים מכנים במנוע עצמו על ידי גיא. (גיא תשלח את הקבצים לזה ואוסיף </w:t>
-      </w:r>
-      <w:proofErr w:type="spellStart"/>
-      <w:r>
-        <w:rPr>
-          <w:rtl/>
-        </w:rPr>
-        <w:t>לגיט</w:t>
-      </w:r>
-      <w:proofErr w:type="spellEnd"/>
-      <w:r>
-        <w:rPr>
-          <w:rtl/>
-        </w:rPr>
-        <w:t xml:space="preserve"> לתיעוד) </w:t>
+        <w:t> בוצע גם שינויים מכנים במנוע עצמו על ידי גיא. (גיא תשלח את הקבצים לזה ואוסיף לגיט לתיעוד) </w:t>
       </w:r>
       <w:r>
         <w:rPr>
@@ -2057,47 +1885,7 @@
           <w:shd w:val="clear" w:color="auto" w:fill="FFFFFF"/>
           <w:rtl/>
         </w:rPr>
-        <w:t xml:space="preserve"> </w:t>
-      </w:r>
-      <w:r>
-        <w:rPr>
-          <w:rFonts w:ascii="Arial" w:hAnsi="Arial" w:cs="Arial" w:hint="cs"/>
-          <w:color w:val="242424"/>
-          <w:bdr w:val="none" w:sz="0" w:space="0" w:color="auto" w:frame="1"/>
-          <w:shd w:val="clear" w:color="auto" w:fill="FFFFFF"/>
-          <w:rtl/>
-        </w:rPr>
-        <w:t>רבוע 40</w:t>
-      </w:r>
-      <w:r>
-        <w:rPr>
-          <w:rFonts w:ascii="Arial" w:hAnsi="Arial" w:cs="Arial" w:hint="cs"/>
-          <w:color w:val="242424"/>
-          <w:bdr w:val="none" w:sz="0" w:space="0" w:color="auto" w:frame="1"/>
-          <w:shd w:val="clear" w:color="auto" w:fill="FFFFFF"/>
-          <w:rtl/>
-        </w:rPr>
-        <w:t xml:space="preserve"> </w:t>
-      </w:r>
-      <w:r>
-        <w:rPr>
-          <w:rFonts w:ascii="Arial" w:hAnsi="Arial" w:cs="Arial" w:hint="cs"/>
-          <w:color w:val="242424"/>
-          <w:bdr w:val="none" w:sz="0" w:space="0" w:color="auto" w:frame="1"/>
-          <w:shd w:val="clear" w:color="auto" w:fill="FFFFFF"/>
-          <w:rtl/>
-        </w:rPr>
-        <w:t>מ"מ דופן ו10מ"מ עובי (לפעמים רושמים</w:t>
-      </w:r>
-      <w:r>
-        <w:rPr>
-          <w:rFonts w:ascii="Arial" w:hAnsi="Arial" w:cs="Arial" w:hint="cs"/>
-          <w:color w:val="242424"/>
-          <w:bdr w:val="none" w:sz="0" w:space="0" w:color="auto" w:frame="1"/>
-          <w:shd w:val="clear" w:color="auto" w:fill="FFFFFF"/>
-          <w:rtl/>
-        </w:rPr>
-        <w:t xml:space="preserve"> </w:t>
+        <w:t xml:space="preserve"> רבוע 40 מ"מ דופן ו10מ"מ עובי (לפעמים רושמים </w:t>
       </w:r>
       <w:r>
         <w:rPr>
@@ -2192,10 +1980,30 @@
     <w:p>
       <w:pPr>
         <w:rPr>
+          <w:rtl/>
+        </w:rPr>
+      </w:pPr>
+      <w:r>
+        <w:rPr>
           <w:rFonts w:hint="cs"/>
           <w:rtl/>
         </w:rPr>
-      </w:pPr>
+        <w:t>10/06/2026</w:t>
+      </w:r>
+    </w:p>
+    <w:p>
+      <w:pPr>
+        <w:rPr>
+          <w:rtl/>
+        </w:rPr>
+      </w:pPr>
+      <w:r>
+        <w:rPr>
+          <w:rFonts w:hint="cs"/>
+          <w:rtl/>
+        </w:rPr>
+        <w:t>הוחלפה מערכת 1 במערכת 3. מערכת 1 נמצאת בבית המלאכה. (לא שונו פרמטרים בקוד)</w:t>
+      </w:r>
     </w:p>
     <w:p>
       <w:pPr>
@@ -2284,6 +2092,7 @@
         <w:docPartUnique/>
       </w:docPartObj>
     </w:sdtPr>
+    <w:sdtEndPr/>
     <w:sdtContent>
       <w:p>
         <w:pPr>
